--- a/3k2s/PPO3-2/lab2/Отчет2.docx
+++ b/3k2s/PPO3-2/lab2/Отчет2.docx
@@ -400,7 +400,15 @@
           <w:szCs w:val="28"/>
           <w:lang w:eastAsia="ru-RU"/>
         </w:rPr>
-        <w:t xml:space="preserve"> Д.В.</w:t>
+        <w:t xml:space="preserve"> Д.И</w:t>
+      </w:r>
+      <w:r>
+        <w:rPr>
+          <w:rFonts w:eastAsia="Times New Roman" w:cs="Times New Roman"/>
+          <w:szCs w:val="28"/>
+          <w:lang w:eastAsia="ru-RU"/>
+        </w:rPr>
+        <w:t>.</w:t>
       </w:r>
     </w:p>
     <w:p>
@@ -479,15 +487,7 @@
           <w:szCs w:val="28"/>
           <w:lang w:eastAsia="ru-RU"/>
         </w:rPr>
-        <w:t>Информационная система предназначена для автоматизации складского учета и обеспечивает регистрацию поступления, перемещения и списания товаров, хранение информации об остатках и формирование отчетности.</w:t>
-      </w:r>
-      <w:r>
-        <w:rPr>
-          <w:rFonts w:eastAsia="DengXian" w:cs="Times New Roman"/>
-          <w:szCs w:val="28"/>
-          <w:lang w:eastAsia="ru-RU"/>
-        </w:rPr>
-        <w:t xml:space="preserve"> </w:t>
+        <w:t xml:space="preserve">Информационная система предназначена для автоматизации складского учета и обеспечивает регистрацию поступления, перемещения и списания товаров, хранение информации об остатках и формирование отчетности. </w:t>
       </w:r>
     </w:p>
     <w:p>
@@ -742,13 +742,7 @@
         <w:rPr>
           <w:lang w:eastAsia="ru-RU"/>
         </w:rPr>
-        <w:t>Draw.io предоставляет широкие возможности для построения структурных и функциональных моделей. В числе поддерживаемых нотаций — IDEF0, UML, BPMN, DFD и другие виды диаграмм, используемых при проектировании информационных систем. Интерфейс приложения интуитивно понятен и включает набор готовых графических элементов, позволяющих формировать функциональные блоки, настраивать связи между ними и корректно размещать входные, выходные, управляющие и механизирующие стрелки в соответствии с требованиями методологии IDEF0. Пользователь может гибко настраивать размеры, расположение и подписи элементов, что обеспечивает аккуратность</w:t>
-      </w:r>
-      <w:r>
-        <w:rPr>
-          <w:lang w:eastAsia="ru-RU"/>
-        </w:rPr>
-        <w:t xml:space="preserve"> и читаемость создаваемых схем.</w:t>
+        <w:t>Draw.io предоставляет широкие возможности для построения структурных и функциональных моделей. В числе поддерживаемых нотаций — IDEF0, UML, BPMN, DFD и другие виды диаграмм, используемых при проектировании информационных систем. Интерфейс приложения интуитивно понятен и включает набор готовых графических элементов, позволяющих формировать функциональные блоки, настраивать связи между ними и корректно размещать входные, выходные, управляющие и механизирующие стрелки в соответствии с требованиями методологии IDEF0. Пользователь может гибко настраивать размеры, расположение и подписи элементов, что обеспечивает аккуратность и читаемость создаваемых схем.</w:t>
       </w:r>
     </w:p>
     <w:p>
@@ -968,15 +962,14 @@
       <w:r>
         <w:rPr>
           <w:rFonts w:eastAsia="Times New Roman" w:cs="Times New Roman"/>
-          <w:noProof/>
           <w:szCs w:val="28"/>
           <w:lang w:eastAsia="ru-RU"/>
         </w:rPr>
         <w:drawing>
-          <wp:inline distT="0" distB="0" distL="0" distR="0" wp14:anchorId="64AE651D" wp14:editId="1169F79C">
-            <wp:extent cx="5935980" cy="3177540"/>
-            <wp:effectExtent l="0" t="0" r="7620" b="3810"/>
-            <wp:docPr id="3" name="Изображение 3" descr="дыб"/>
+          <wp:inline distT="0" distB="0" distL="0" distR="0" wp14:anchorId="0959219B" wp14:editId="038D1A57">
+            <wp:extent cx="6338454" cy="3919749"/>
+            <wp:effectExtent l="0" t="0" r="5715" b="5080"/>
+            <wp:docPr id="1" name="Рисунок 1"/>
             <wp:cNvGraphicFramePr>
               <a:graphicFrameLocks xmlns:a="http://schemas.openxmlformats.org/drawingml/2006/main" noChangeAspect="1"/>
             </wp:cNvGraphicFramePr>
@@ -984,36 +977,30 @@
               <a:graphicData uri="http://schemas.openxmlformats.org/drawingml/2006/picture">
                 <pic:pic xmlns:pic="http://schemas.openxmlformats.org/drawingml/2006/picture">
                   <pic:nvPicPr>
-                    <pic:cNvPr id="0" name="Изображение 3" descr="дыб"/>
-                    <pic:cNvPicPr>
-                      <a:picLocks noChangeAspect="1" noChangeArrowheads="1"/>
-                    </pic:cNvPicPr>
+                    <pic:cNvPr id="1" name=""/>
+                    <pic:cNvPicPr/>
                   </pic:nvPicPr>
-                  <pic:blipFill>
-                    <a:blip r:embed="rId5">
-                      <a:extLst>
-                        <a:ext uri="{28A0092B-C50C-407E-A947-70E740481C1C}">
-                          <a14:useLocalDpi xmlns:a14="http://schemas.microsoft.com/office/drawing/2010/main" val="0"/>
-                        </a:ext>
-                      </a:extLst>
-                    </a:blip>
-                    <a:srcRect/>
-                    <a:stretch>
-                      <a:fillRect/>
-                    </a:stretch>
+                  <pic:blipFill rotWithShape="1">
+                    <a:blip r:embed="rId5"/>
+                    <a:srcRect l="1749" t="2407" r="1693" b="2801"/>
+                    <a:stretch/>
                   </pic:blipFill>
                   <pic:spPr bwMode="auto">
                     <a:xfrm>
                       <a:off x="0" y="0"/>
-                      <a:ext cx="5935980" cy="3177540"/>
+                      <a:ext cx="6389288" cy="3951185"/>
                     </a:xfrm>
                     <a:prstGeom prst="rect">
                       <a:avLst/>
                     </a:prstGeom>
-                    <a:noFill/>
                     <a:ln>
                       <a:noFill/>
                     </a:ln>
+                    <a:extLst>
+                      <a:ext uri="{53640926-AAD7-44D8-BBD7-CCE9431645EC}">
+                        <a14:shadowObscured xmlns:a14="http://schemas.microsoft.com/office/drawing/2010/main"/>
+                      </a:ext>
+                    </a:extLst>
                   </pic:spPr>
                 </pic:pic>
               </a:graphicData>
@@ -1038,7 +1025,6 @@
         <w:rPr>
           <w:rFonts w:eastAsia="Times New Roman" w:cs="Times New Roman"/>
           <w:szCs w:val="28"/>
-          <w:highlight w:val="yellow"/>
           <w:lang w:eastAsia="ru-RU"/>
         </w:rPr>
         <w:t>Рисунок 3.1 – Контекстная диаграмма</w:t>
@@ -1172,6 +1158,7 @@
         <w:rPr>
           <w:lang w:eastAsia="ru-RU"/>
         </w:rPr>
+        <w:lastRenderedPageBreak/>
         <w:t>история операций;</w:t>
       </w:r>
     </w:p>
@@ -1231,7 +1218,6 @@
         <w:rPr>
           <w:lang w:eastAsia="ru-RU"/>
         </w:rPr>
-        <w:lastRenderedPageBreak/>
         <w:t>учетная политика предприятия;</w:t>
       </w:r>
     </w:p>
@@ -1492,15 +1478,14 @@
       <w:r>
         <w:rPr>
           <w:rFonts w:eastAsia="DengXian" w:cs="Times New Roman"/>
-          <w:noProof/>
           <w:szCs w:val="28"/>
           <w:lang w:eastAsia="ru-RU"/>
         </w:rPr>
         <w:drawing>
-          <wp:inline distT="0" distB="0" distL="0" distR="0" wp14:anchorId="294CC8A1" wp14:editId="01B9A1BB">
-            <wp:extent cx="5935980" cy="4389120"/>
-            <wp:effectExtent l="0" t="0" r="7620" b="0"/>
-            <wp:docPr id="4" name="Изображение 2" descr="ззщ"/>
+          <wp:inline distT="0" distB="0" distL="0" distR="0" wp14:anchorId="44DCB84B" wp14:editId="6C9ED976">
+            <wp:extent cx="6343650" cy="3964305"/>
+            <wp:effectExtent l="0" t="0" r="0" b="0"/>
+            <wp:docPr id="7" name="Рисунок 7"/>
             <wp:cNvGraphicFramePr>
               <a:graphicFrameLocks xmlns:a="http://schemas.openxmlformats.org/drawingml/2006/main" noChangeAspect="1"/>
             </wp:cNvGraphicFramePr>
@@ -1508,36 +1493,30 @@
               <a:graphicData uri="http://schemas.openxmlformats.org/drawingml/2006/picture">
                 <pic:pic xmlns:pic="http://schemas.openxmlformats.org/drawingml/2006/picture">
                   <pic:nvPicPr>
-                    <pic:cNvPr id="0" name="Изображение 2" descr="ззщ"/>
-                    <pic:cNvPicPr>
-                      <a:picLocks noChangeAspect="1" noChangeArrowheads="1"/>
-                    </pic:cNvPicPr>
+                    <pic:cNvPr id="1" name=""/>
+                    <pic:cNvPicPr/>
                   </pic:nvPicPr>
-                  <pic:blipFill>
-                    <a:blip r:embed="rId6">
-                      <a:extLst>
-                        <a:ext uri="{28A0092B-C50C-407E-A947-70E740481C1C}">
-                          <a14:useLocalDpi xmlns:a14="http://schemas.microsoft.com/office/drawing/2010/main" val="0"/>
-                        </a:ext>
-                      </a:extLst>
-                    </a:blip>
-                    <a:srcRect/>
-                    <a:stretch>
-                      <a:fillRect/>
-                    </a:stretch>
+                  <pic:blipFill rotWithShape="1">
+                    <a:blip r:embed="rId6"/>
+                    <a:srcRect l="448"/>
+                    <a:stretch/>
                   </pic:blipFill>
                   <pic:spPr bwMode="auto">
                     <a:xfrm>
                       <a:off x="0" y="0"/>
-                      <a:ext cx="5935980" cy="4389120"/>
+                      <a:ext cx="6343650" cy="3964305"/>
                     </a:xfrm>
                     <a:prstGeom prst="rect">
                       <a:avLst/>
                     </a:prstGeom>
-                    <a:noFill/>
                     <a:ln>
                       <a:noFill/>
                     </a:ln>
+                    <a:extLst>
+                      <a:ext uri="{53640926-AAD7-44D8-BBD7-CCE9431645EC}">
+                        <a14:shadowObscured xmlns:a14="http://schemas.microsoft.com/office/drawing/2010/main"/>
+                      </a:ext>
+                    </a:extLst>
                   </pic:spPr>
                 </pic:pic>
               </a:graphicData>
@@ -1545,6 +1524,8 @@
           </wp:inline>
         </w:drawing>
       </w:r>
+      <w:bookmarkStart w:id="2" w:name="_GoBack"/>
+      <w:bookmarkEnd w:id="2"/>
     </w:p>
     <w:p>
       <w:pPr>
@@ -1562,7 +1543,6 @@
         <w:rPr>
           <w:rFonts w:eastAsia="DengXian" w:cs="Times New Roman"/>
           <w:szCs w:val="28"/>
-          <w:highlight w:val="yellow"/>
           <w:lang w:eastAsia="ru-RU"/>
         </w:rPr>
         <w:t>Рисунок 3.2 – Диаграмма первого уровня декомпозиции</w:t>
@@ -1580,6 +1560,7 @@
           <w:b/>
           <w:lang w:eastAsia="ru-RU"/>
         </w:rPr>
+        <w:lastRenderedPageBreak/>
         <w:t>Блок A0.1 — Управление справочниками</w:t>
       </w:r>
     </w:p>
@@ -1595,8 +1576,6 @@
         </w:rPr>
         <w:t>Вход:</w:t>
       </w:r>
-      <w:bookmarkStart w:id="2" w:name="_GoBack"/>
-      <w:bookmarkEnd w:id="2"/>
     </w:p>
     <w:p>
       <w:pPr>
@@ -1609,7 +1588,6 @@
         <w:rPr>
           <w:lang w:eastAsia="ru-RU"/>
         </w:rPr>
-        <w:lastRenderedPageBreak/>
         <w:t>данные о новых товарах;</w:t>
       </w:r>
     </w:p>
@@ -1761,35 +1739,13 @@
         <w:rPr>
           <w:lang w:eastAsia="ru-RU"/>
         </w:rPr>
-        <w:t>актуализированные справочники товаров;</w:t>
-      </w:r>
-    </w:p>
-    <w:p>
-      <w:pPr>
-        <w:pStyle w:val="a"/>
-        <w:rPr>
-          <w:lang w:eastAsia="ru-RU"/>
-        </w:rPr>
-      </w:pPr>
-      <w:r>
-        <w:rPr>
-          <w:lang w:eastAsia="ru-RU"/>
-        </w:rPr>
-        <w:t>актуализированные справочники складов;</w:t>
-      </w:r>
-    </w:p>
-    <w:p>
-      <w:pPr>
-        <w:pStyle w:val="a"/>
-        <w:rPr>
-          <w:lang w:eastAsia="ru-RU"/>
-        </w:rPr>
-      </w:pPr>
-      <w:r>
-        <w:rPr>
-          <w:lang w:eastAsia="ru-RU"/>
-        </w:rPr>
-        <w:t>учетные записи пользователей.</w:t>
+        <w:t xml:space="preserve">актуализированные </w:t>
+      </w:r>
+      <w:r>
+        <w:rPr>
+          <w:lang w:eastAsia="ru-RU"/>
+        </w:rPr>
+        <w:t>данные справочников.</w:t>
       </w:r>
     </w:p>
     <w:p>
@@ -2030,23 +1986,33 @@
       </w:pPr>
       <w:r>
         <w:rPr>
-          <w:lang w:val="zh-CN" w:eastAsia="zh-CN"/>
-        </w:rPr>
-        <w:t>зарегистрированные операции;</w:t>
-      </w:r>
-    </w:p>
-    <w:p>
-      <w:pPr>
-        <w:pStyle w:val="a"/>
-        <w:rPr>
-          <w:lang w:val="zh-CN" w:eastAsia="zh-CN"/>
-        </w:rPr>
-      </w:pPr>
-      <w:r>
-        <w:rPr>
-          <w:lang w:val="zh-CN" w:eastAsia="zh-CN"/>
-        </w:rPr>
-        <w:t>обновленные записи движения товаров.</w:t>
+          <w:lang w:eastAsia="zh-CN"/>
+        </w:rPr>
+        <w:t xml:space="preserve">данные </w:t>
+      </w:r>
+      <w:r>
+        <w:rPr>
+          <w:lang w:val="zh-CN" w:eastAsia="zh-CN"/>
+        </w:rPr>
+        <w:t>зарегистрированны</w:t>
+      </w:r>
+      <w:r>
+        <w:rPr>
+          <w:lang w:eastAsia="zh-CN"/>
+        </w:rPr>
+        <w:t>х</w:t>
+      </w:r>
+      <w:r>
+        <w:rPr>
+          <w:lang w:val="zh-CN" w:eastAsia="zh-CN"/>
+        </w:rPr>
+        <w:t xml:space="preserve"> операци</w:t>
+      </w:r>
+      <w:r>
+        <w:rPr>
+          <w:lang w:eastAsia="zh-CN"/>
+        </w:rPr>
+        <w:t>й.</w:t>
       </w:r>
     </w:p>
     <w:p>
@@ -2245,23 +2211,15 @@
       </w:pPr>
       <w:r>
         <w:rPr>
-          <w:lang w:val="zh-CN" w:eastAsia="zh-CN"/>
-        </w:rPr>
-        <w:t>актуальные остатки по складам;</w:t>
-      </w:r>
-    </w:p>
-    <w:p>
-      <w:pPr>
-        <w:pStyle w:val="a"/>
-        <w:rPr>
-          <w:lang w:val="zh-CN" w:eastAsia="zh-CN"/>
-        </w:rPr>
-      </w:pPr>
-      <w:r>
-        <w:rPr>
-          <w:lang w:val="zh-CN" w:eastAsia="zh-CN"/>
-        </w:rPr>
-        <w:t>информация о дефиците или излишках.</w:t>
+          <w:lang w:eastAsia="zh-CN"/>
+        </w:rPr>
+        <w:t>рассчитанные остатки</w:t>
+      </w:r>
+      <w:r>
+        <w:rPr>
+          <w:lang w:val="zh-CN" w:eastAsia="zh-CN"/>
+        </w:rPr>
+        <w:t>.</w:t>
       </w:r>
     </w:p>
     <w:p>
@@ -2337,7 +2295,6 @@
         <w:rPr>
           <w:lang w:val="zh-CN" w:eastAsia="zh-CN"/>
         </w:rPr>
-        <w:lastRenderedPageBreak/>
         <w:t>данные об операциях.</w:t>
       </w:r>
     </w:p>
@@ -2375,6 +2332,7 @@
         <w:rPr>
           <w:lang w:val="zh-CN" w:eastAsia="zh-CN"/>
         </w:rPr>
+        <w:lastRenderedPageBreak/>
         <w:t>параметры отчетного периода;</w:t>
       </w:r>
     </w:p>
@@ -2477,7 +2435,19 @@
         <w:rPr>
           <w:lang w:val="zh-CN" w:eastAsia="zh-CN"/>
         </w:rPr>
-        <w:t>отчет о движении товаров;</w:t>
+        <w:t>отчет о движении товаров</w:t>
+      </w:r>
+      <w:r>
+        <w:rPr>
+          <w:lang w:eastAsia="zh-CN"/>
+        </w:rPr>
+        <w:t xml:space="preserve"> и остаткам</w:t>
+      </w:r>
+      <w:r>
+        <w:rPr>
+          <w:lang w:eastAsia="zh-CN"/>
+        </w:rPr>
+        <w:t>;</w:t>
       </w:r>
     </w:p>
     <w:p>
@@ -2491,60 +2461,11 @@
         <w:rPr>
           <w:lang w:val="zh-CN" w:eastAsia="zh-CN"/>
         </w:rPr>
-        <w:t>отчет по остаткам;</w:t>
-      </w:r>
-    </w:p>
-    <w:p>
-      <w:pPr>
-        <w:pStyle w:val="a"/>
-        <w:rPr>
-          <w:lang w:val="zh-CN" w:eastAsia="zh-CN"/>
-        </w:rPr>
-      </w:pPr>
-      <w:r>
-        <w:rPr>
-          <w:lang w:val="zh-CN" w:eastAsia="zh-CN"/>
-        </w:rPr>
         <w:t>аналитические данные.</w:t>
       </w:r>
     </w:p>
     <w:p>
       <w:pPr>
-        <w:spacing w:line="345" w:lineRule="atLeast"/>
-        <w:contextualSpacing w:val="0"/>
-        <w:rPr>
-          <w:rFonts w:eastAsia="Times New Roman" w:cs="Times New Roman"/>
-          <w:color w:val="000000"/>
-          <w:sz w:val="27"/>
-          <w:szCs w:val="27"/>
-        </w:rPr>
-      </w:pPr>
-    </w:p>
-    <w:p>
-      <w:pPr>
-        <w:spacing w:after="160" w:line="256" w:lineRule="auto"/>
-        <w:ind w:firstLine="0"/>
-        <w:contextualSpacing w:val="0"/>
-        <w:jc w:val="left"/>
-        <w:rPr>
-          <w:rFonts w:eastAsia="Times New Roman" w:cs="Times New Roman"/>
-          <w:color w:val="000000"/>
-          <w:sz w:val="27"/>
-          <w:szCs w:val="27"/>
-        </w:rPr>
-      </w:pPr>
-      <w:r>
-        <w:rPr>
-          <w:rFonts w:eastAsia="Times New Roman" w:cs="Times New Roman"/>
-          <w:color w:val="000000"/>
-          <w:sz w:val="27"/>
-          <w:szCs w:val="27"/>
-        </w:rPr>
-        <w:br w:type="page"/>
-      </w:r>
-    </w:p>
-    <w:p>
-      <w:pPr>
         <w:pStyle w:val="1"/>
         <w:rPr>
           <w:rFonts w:eastAsia="DengXian"/>
@@ -2554,7 +2475,6 @@
         <w:rPr>
           <w:rFonts w:eastAsia="DengXian"/>
         </w:rPr>
-        <w:lastRenderedPageBreak/>
         <w:t xml:space="preserve">4 </w:t>
       </w:r>
       <w:r>
@@ -2647,7 +2567,7 @@
       <w:pPr>
         <w:contextualSpacing w:val="0"/>
         <w:rPr>
-          <w:rFonts w:eastAsia="DengXian" w:cs="Times New Roman" w:hint="eastAsia"/>
+          <w:rFonts w:eastAsia="DengXian" w:cs="Times New Roman"/>
           <w:szCs w:val="28"/>
           <w:lang w:val="zh-CN" w:eastAsia="zh-CN"/>
         </w:rPr>
@@ -2909,6 +2829,7 @@
           <w:szCs w:val="29"/>
           <w:lang w:val="zh-CN" w:eastAsia="zh-CN"/>
         </w:rPr>
+        <w:lastRenderedPageBreak/>
         <w:t>принципе ограничения сложности;</w:t>
       </w:r>
     </w:p>
@@ -2982,7 +2903,6 @@
           <w:szCs w:val="27"/>
           <w:lang w:val="zh-CN" w:eastAsia="zh-CN"/>
         </w:rPr>
-        <w:lastRenderedPageBreak/>
         <w:t>Принцип ограничения сложности обеспечивает понятность и удобочитаемость IDEF0-диаграмм. Он заключается в том, что количество блоков на диаграмме должно быть не менее трех и не более шести (в BPwin допускается от двух до восьми).</w:t>
       </w:r>
     </w:p>
@@ -3019,13 +2939,8 @@
         </w:rPr>
         <w:t xml:space="preserve">4.5 </w:t>
       </w:r>
-      <w:proofErr w:type="gramStart"/>
-      <w:r>
-        <w:t>В</w:t>
-      </w:r>
-      <w:proofErr w:type="gramEnd"/>
-      <w:r>
-        <w:t xml:space="preserve"> каких случаях целесообразно применять построение модели “как есть”, а в каких “как будет”?</w:t>
+      <w:r>
+        <w:t>В каких случаях целесообразно применять построение модели “как есть”, а в каких “как будет”?</w:t>
       </w:r>
     </w:p>
     <w:p>
@@ -3236,9 +3151,9 @@
     </w:p>
     <w:sectPr>
       <w:pgSz w:w="11906" w:h="16838"/>
-      <w:pgMar w:top="794" w:right="850" w:bottom="1134" w:left="1701" w:header="709" w:footer="709" w:gutter="0"/>
+      <w:pgMar w:top="1134" w:right="567" w:bottom="851" w:left="1304" w:header="709" w:footer="709" w:gutter="0"/>
       <w:cols w:space="708"/>
-      <w:docGrid w:linePitch="360"/>
+      <w:docGrid w:linePitch="381"/>
     </w:sectPr>
   </w:body>
 </w:document>
@@ -3249,7 +3164,7 @@
   <w:abstractNum w:abstractNumId="0" w15:restartNumberingAfterBreak="0">
     <w:nsid w:val="FFFFFF89"/>
     <w:multiLevelType w:val="singleLevel"/>
-    <w:tmpl w:val="49B64EBA"/>
+    <w:tmpl w:val="3BD24226"/>
     <w:lvl w:ilvl="0">
       <w:start w:val="1"/>
       <w:numFmt w:val="bullet"/>
@@ -6485,75 +6400,21 @@
   </w:num>
   <w:num w:numId="5">
     <w:abstractNumId w:val="18"/>
-    <w:lvlOverride w:ilvl="0"/>
-    <w:lvlOverride w:ilvl="1"/>
-    <w:lvlOverride w:ilvl="2"/>
-    <w:lvlOverride w:ilvl="3"/>
-    <w:lvlOverride w:ilvl="4"/>
-    <w:lvlOverride w:ilvl="5"/>
-    <w:lvlOverride w:ilvl="6"/>
-    <w:lvlOverride w:ilvl="7"/>
-    <w:lvlOverride w:ilvl="8"/>
   </w:num>
   <w:num w:numId="6">
     <w:abstractNumId w:val="2"/>
-    <w:lvlOverride w:ilvl="0"/>
-    <w:lvlOverride w:ilvl="1"/>
-    <w:lvlOverride w:ilvl="2"/>
-    <w:lvlOverride w:ilvl="3"/>
-    <w:lvlOverride w:ilvl="4"/>
-    <w:lvlOverride w:ilvl="5"/>
-    <w:lvlOverride w:ilvl="6"/>
-    <w:lvlOverride w:ilvl="7"/>
-    <w:lvlOverride w:ilvl="8"/>
   </w:num>
   <w:num w:numId="7">
     <w:abstractNumId w:val="7"/>
-    <w:lvlOverride w:ilvl="0"/>
-    <w:lvlOverride w:ilvl="1"/>
-    <w:lvlOverride w:ilvl="2"/>
-    <w:lvlOverride w:ilvl="3"/>
-    <w:lvlOverride w:ilvl="4"/>
-    <w:lvlOverride w:ilvl="5"/>
-    <w:lvlOverride w:ilvl="6"/>
-    <w:lvlOverride w:ilvl="7"/>
-    <w:lvlOverride w:ilvl="8"/>
   </w:num>
   <w:num w:numId="8">
     <w:abstractNumId w:val="11"/>
-    <w:lvlOverride w:ilvl="0"/>
-    <w:lvlOverride w:ilvl="1"/>
-    <w:lvlOverride w:ilvl="2"/>
-    <w:lvlOverride w:ilvl="3"/>
-    <w:lvlOverride w:ilvl="4"/>
-    <w:lvlOverride w:ilvl="5"/>
-    <w:lvlOverride w:ilvl="6"/>
-    <w:lvlOverride w:ilvl="7"/>
-    <w:lvlOverride w:ilvl="8"/>
   </w:num>
   <w:num w:numId="9">
     <w:abstractNumId w:val="13"/>
-    <w:lvlOverride w:ilvl="0"/>
-    <w:lvlOverride w:ilvl="1"/>
-    <w:lvlOverride w:ilvl="2"/>
-    <w:lvlOverride w:ilvl="3"/>
-    <w:lvlOverride w:ilvl="4"/>
-    <w:lvlOverride w:ilvl="5"/>
-    <w:lvlOverride w:ilvl="6"/>
-    <w:lvlOverride w:ilvl="7"/>
-    <w:lvlOverride w:ilvl="8"/>
   </w:num>
   <w:num w:numId="10">
     <w:abstractNumId w:val="8"/>
-    <w:lvlOverride w:ilvl="0"/>
-    <w:lvlOverride w:ilvl="1"/>
-    <w:lvlOverride w:ilvl="2"/>
-    <w:lvlOverride w:ilvl="3"/>
-    <w:lvlOverride w:ilvl="4"/>
-    <w:lvlOverride w:ilvl="5"/>
-    <w:lvlOverride w:ilvl="6"/>
-    <w:lvlOverride w:ilvl="7"/>
-    <w:lvlOverride w:ilvl="8"/>
   </w:num>
   <w:num w:numId="11">
     <w:abstractNumId w:val="1"/>
@@ -6587,15 +6448,6 @@
   </w:num>
   <w:num w:numId="12">
     <w:abstractNumId w:val="14"/>
-    <w:lvlOverride w:ilvl="0"/>
-    <w:lvlOverride w:ilvl="1"/>
-    <w:lvlOverride w:ilvl="2"/>
-    <w:lvlOverride w:ilvl="3"/>
-    <w:lvlOverride w:ilvl="4"/>
-    <w:lvlOverride w:ilvl="5"/>
-    <w:lvlOverride w:ilvl="6"/>
-    <w:lvlOverride w:ilvl="7"/>
-    <w:lvlOverride w:ilvl="8"/>
   </w:num>
   <w:num w:numId="13">
     <w:abstractNumId w:val="12"/>
@@ -7120,6 +6972,7 @@
   <w:style w:type="character" w:default="1" w:styleId="a2">
     <w:name w:val="Default Paragraph Font"/>
     <w:uiPriority w:val="1"/>
+    <w:semiHidden/>
     <w:unhideWhenUsed/>
   </w:style>
   <w:style w:type="table" w:default="1" w:styleId="a3">
